--- a/manuals/bo/reference.docx
+++ b/manuals/bo/reference.docx
@@ -29642,11 +29642,11 @@
       <w:spacing w:after="0"/>
     </w:pPr>
     <w:rPr>
-      <w:rFonts w:ascii="굴림" w:eastAsia="굴림" w:hAnsi="굴림" w:cs="굴림"/>
+      <w:rFonts w:ascii="Calibri" w:eastAsia="맑은 고딕" w:hAnsi="Calibri" w:cs="Calibri"/>
       <w:kern w:val="0"/>
-      <w:sz w:val="24"/>
+      <w:sz w:val="28"/>
+      <w:szCs w:val="28"/>
       <w:lang w:eastAsia="ko-KR"/>
-      <w14:ligatures w14:val="none"/>
     </w:rPr>
   </w:style>
   <w:style w:type="paragraph" w:styleId="11">
@@ -29665,10 +29665,10 @@
       <w:outlineLvl w:val="0"/>
     </w:pPr>
     <w:rPr>
-      <w:rFonts w:asciiTheme="majorHAnsi" w:eastAsiaTheme="majorEastAsia" w:hAnsiTheme="majorHAnsi" w:cstheme="majorBidi"/>
+      <w:rFonts w:ascii="Calibri" w:eastAsia="맑은 고딕" w:hAnsi="Calibri" w:cs="Calibri"/>
       <w:color w:val="000000" w:themeColor="text1"/>
-      <w:sz w:val="32"/>
-      <w:szCs w:val="32"/>
+      <w:sz w:val="40"/>
+      <w:szCs w:val="40"/>
     </w:rPr>
   </w:style>
   <w:style w:type="paragraph" w:styleId="20">
@@ -30706,11 +30706,6 @@
     <w:pPr>
       <w:spacing w:before="60" w:after="60"/>
     </w:pPr>
-    <w:rPr>
-      <w:rFonts w:ascii="Calibri" w:eastAsia="맑은 고딕" w:hAnsi="Calibri" w:cs="Calibri"/>
-      <w:sz w:val="28"/>
-      <w:szCs w:val="28"/>
-    </w:rPr>
   </w:style>
   <w:style w:type="paragraph" w:customStyle="1" w:styleId="FirstParagraph">
     <w:name w:val="First Paragraph"/>
